--- a/server/src/templates/contratto_lp.docx
+++ b/server/src/templates/contratto_lp.docx
@@ -2253,7 +2253,7 @@
       <w:pStyle w:val="Pidipagina"/>
       <w:jc w:val="right"/>
       <w:rPr>
-        <w:rFonts w:ascii="Arial" w:hAnsi="Arial" w:cs="Arial"/>
+        <w:rFonts w:cs="Arial"/>
         <w:color w:val="1B505F"/>
         <w:sz w:val="18"/>
         <w:szCs w:val="18"/>
@@ -2261,7 +2261,7 @@
     </w:pPr>
     <w:r>
       <w:rPr>
-        <w:rFonts w:ascii="Arial" w:hAnsi="Arial" w:cs="Arial"/>
+        <w:rFonts w:cs="Arial"/>
         <w:color w:val="1B505F"/>
         <w:sz w:val="18"/>
         <w:szCs w:val="18"/>
@@ -2270,7 +2270,7 @@
     </w:r>
     <w:r>
       <w:rPr>
-        <w:rFonts w:ascii="Arial" w:hAnsi="Arial" w:cs="Arial"/>
+        <w:rFonts w:cs="Arial"/>
         <w:color w:val="1B505F"/>
         <w:sz w:val="18"/>
         <w:szCs w:val="18"/>
@@ -2279,7 +2279,7 @@
     </w:r>
     <w:r>
       <w:rPr>
-        <w:rFonts w:ascii="Arial" w:hAnsi="Arial" w:cs="Arial"/>
+        <w:rFonts w:cs="Arial"/>
         <w:color w:val="1B505F"/>
         <w:sz w:val="18"/>
         <w:szCs w:val="18"/>
@@ -2288,7 +2288,7 @@
     </w:r>
     <w:r>
       <w:rPr>
-        <w:rFonts w:ascii="Arial" w:hAnsi="Arial" w:cs="Arial"/>
+        <w:rFonts w:cs="Arial"/>
         <w:color w:val="1B505F"/>
         <w:sz w:val="18"/>
         <w:szCs w:val="18"/>
@@ -2297,7 +2297,7 @@
     </w:r>
     <w:r>
       <w:rPr>
-        <w:rFonts w:ascii="Arial" w:hAnsi="Arial" w:cs="Arial"/>
+        <w:rFonts w:cs="Arial"/>
         <w:color w:val="1B505F"/>
         <w:sz w:val="18"/>
         <w:szCs w:val="18"/>
@@ -2402,7 +2402,7 @@
         <w:sz w:val="18"/>
         <w:szCs w:val="18"/>
       </w:rPr>
-      <w:t xml:space="preserve">. Tel. e Fax: </w:t>
+      <w:t xml:space="preserve">. </w:t>
     </w:r>
     <w:r>
       <w:rPr>
@@ -2411,7 +2411,7 @@
         <w:sz w:val="18"/>
         <w:szCs w:val="18"/>
       </w:rPr>
-      <w:t>055776511</w:t>
+      <w:t xml:space="preserve">Tel. e Fax: </w:t>
     </w:r>
     <w:r>
       <w:rPr>
@@ -2420,7 +2420,34 @@
         <w:sz w:val="18"/>
         <w:szCs w:val="18"/>
       </w:rPr>
-      <w:t>. Direttore Sanitario: prof. Gian Luigi Taddei.</w:t>
+      <w:t>055776511</w:t>
+    </w:r>
+    <w:r>
+      <w:rPr>
+        <w:rFonts w:cs="Arial"/>
+        <w:color w:val="1B505F"/>
+        <w:sz w:val="18"/>
+        <w:szCs w:val="18"/>
+      </w:rPr>
+      <w:t>.</w:t>
+    </w:r>
+    <w:r>
+      <w:rPr>
+        <w:rFonts w:cs="Arial"/>
+        <w:color w:val="1B505F"/>
+        <w:sz w:val="18"/>
+        <w:szCs w:val="18"/>
+      </w:rPr>
+      <w:t xml:space="preserve"> </w:t>
+    </w:r>
+    <w:r>
+      <w:rPr>
+        <w:rFonts w:cs="Arial"/>
+        <w:color w:val="1B505F"/>
+        <w:sz w:val="18"/>
+        <w:szCs w:val="18"/>
+      </w:rPr>
+      <w:t>Direttore Sanitario: prof. Gian Luigi Taddei.</w:t>
     </w:r>
   </w:p>
   <w:p>
@@ -2467,7 +2494,16 @@
         <w:sz w:val="18"/>
         <w:szCs w:val="18"/>
       </w:rPr>
-      <w:t>REA n. FI-709602</w:t>
+      <w:t xml:space="preserve">REA </w:t>
+    </w:r>
+    <w:r>
+      <w:rPr>
+        <w:rFonts w:cs="Arial"/>
+        <w:color w:val="1B505F"/>
+        <w:sz w:val="18"/>
+        <w:szCs w:val="18"/>
+      </w:rPr>
+      <w:t>n. FI-709602</w:t>
     </w:r>
     <w:r>
       <w:rPr>
@@ -2563,10 +2599,10 @@
       <w:tblLook w:val="0600" w:firstRow="0" w:lastRow="0" w:firstColumn="0" w:lastColumn="0" w:noHBand="1" w:noVBand="1"/>
     </w:tblPr>
     <w:tblGrid>
-      <w:gridCol w:w="5370"/>
+      <w:gridCol w:w="5065"/>
       <w:gridCol w:w="240"/>
       <w:gridCol w:w="2055"/>
-      <w:gridCol w:w="2805"/>
+      <w:gridCol w:w="3110"/>
     </w:tblGrid>
     <w:tr>
       <w:trPr>
@@ -2574,7 +2610,7 @@
       </w:trPr>
       <w:tc>
         <w:tcPr>
-          <w:tcW w:w="5370" w:type="dxa"/>
+          <w:tcW w:w="5065" w:type="dxa"/>
           <w:tcBorders>
             <w:top w:val="nil"/>
             <w:left w:val="nil"/>
@@ -2588,9 +2624,11 @@
             <w:rPr>
               <w:rFonts w:ascii="Lato" w:eastAsia="Lato" w:hAnsi="Lato" w:cs="Lato"/>
               <w:color w:val="1A3C47"/>
+              <w:kern w:val="0"/>
               <w:sz w:val="8"/>
               <w:szCs w:val="8"/>
               <w:lang w:val="it" w:eastAsia="it-IT"/>
+              <w14:ligatures w14:val="none"/>
             </w:rPr>
           </w:pPr>
           <w:r>
@@ -2598,9 +2636,11 @@
               <w:rFonts w:ascii="Lato" w:eastAsia="Lato" w:hAnsi="Lato" w:cs="Lato"/>
               <w:noProof/>
               <w:color w:val="1A3C47"/>
+              <w:kern w:val="0"/>
               <w:sz w:val="8"/>
               <w:szCs w:val="8"/>
               <w:lang w:val="it" w:eastAsia="it-IT"/>
+              <w14:ligatures w14:val="none"/>
             </w:rPr>
             <w:drawing>
               <wp:inline distT="114300" distB="114300" distL="114300" distR="114300" wp14:anchorId="62A7382D" wp14:editId="55B554C8">
@@ -2653,13 +2693,15 @@
         <w:p>
           <w:pPr>
             <w:widowControl w:val="0"/>
-            <w:spacing w:after="0" w:line="240" w:lineRule="auto"/>
+            <w:spacing w:after="0"/>
             <w:rPr>
               <w:rFonts w:ascii="Lato" w:eastAsia="Lato" w:hAnsi="Lato" w:cs="Lato"/>
               <w:color w:val="1A3C47"/>
+              <w:kern w:val="0"/>
               <w:sz w:val="18"/>
               <w:szCs w:val="18"/>
               <w:lang w:val="it" w:eastAsia="it-IT"/>
+              <w14:ligatures w14:val="none"/>
             </w:rPr>
           </w:pPr>
         </w:p>
@@ -2677,20 +2719,22 @@
         <w:p>
           <w:pPr>
             <w:widowControl w:val="0"/>
-            <w:spacing w:after="0" w:line="240" w:lineRule="auto"/>
+            <w:spacing w:after="0"/>
             <w:rPr>
               <w:rFonts w:ascii="Lato" w:eastAsia="Lato" w:hAnsi="Lato" w:cs="Lato"/>
               <w:color w:val="1A3C47"/>
+              <w:kern w:val="0"/>
               <w:sz w:val="10"/>
               <w:szCs w:val="10"/>
               <w:lang w:val="it" w:eastAsia="it-IT"/>
+              <w14:ligatures w14:val="none"/>
             </w:rPr>
           </w:pPr>
         </w:p>
       </w:tc>
       <w:tc>
         <w:tcPr>
-          <w:tcW w:w="2805" w:type="dxa"/>
+          <w:tcW w:w="3110" w:type="dxa"/>
           <w:tcBorders>
             <w:top w:val="nil"/>
             <w:left w:val="nil"/>
@@ -2704,23 +2748,25 @@
             <w:widowControl w:val="0"/>
             <w:spacing w:after="0" w:line="360" w:lineRule="auto"/>
             <w:rPr>
-              <w:rFonts w:ascii="Arial" w:eastAsia="Arial" w:hAnsi="Arial" w:cs="Arial"/>
+              <w:rFonts w:eastAsia="Arial" w:cs="Arial"/>
               <w:color w:val="1A3C47"/>
+              <w:kern w:val="0"/>
               <w:sz w:val="8"/>
               <w:szCs w:val="8"/>
               <w:lang w:val="it" w:eastAsia="it-IT"/>
+              <w14:ligatures w14:val="none"/>
             </w:rPr>
           </w:pPr>
         </w:p>
         <w:tbl>
           <w:tblPr>
-            <w:tblW w:w="2595" w:type="dxa"/>
+            <w:tblW w:w="2900" w:type="dxa"/>
             <w:tblLayout w:type="fixed"/>
             <w:tblLook w:val="0600" w:firstRow="0" w:lastRow="0" w:firstColumn="0" w:lastColumn="0" w:noHBand="1" w:noVBand="1"/>
           </w:tblPr>
           <w:tblGrid>
             <w:gridCol w:w="300"/>
-            <w:gridCol w:w="2295"/>
+            <w:gridCol w:w="2600"/>
           </w:tblGrid>
           <w:tr>
             <w:trPr>
@@ -2741,18 +2787,24 @@
               <w:p>
                 <w:pPr>
                   <w:framePr w:hSpace="180" w:vSpace="180" w:wrap="around" w:vAnchor="text" w:hAnchor="text" w:xAlign="center"/>
-                  <w:spacing w:after="0" w:line="240" w:lineRule="auto"/>
+                  <w:spacing w:after="0"/>
                   <w:jc w:val="center"/>
                   <w:rPr>
-                    <w:rFonts w:ascii="Arial" w:eastAsia="Arial" w:hAnsi="Arial" w:cs="Arial"/>
+                    <w:rFonts w:eastAsia="Arial" w:cs="Arial"/>
+                    <w:kern w:val="0"/>
+                    <w:szCs w:val="22"/>
                     <w:lang w:val="it" w:eastAsia="it-IT"/>
+                    <w14:ligatures w14:val="none"/>
                   </w:rPr>
                 </w:pPr>
                 <w:r>
                   <w:rPr>
-                    <w:rFonts w:ascii="Arial" w:eastAsia="Arial" w:hAnsi="Arial" w:cs="Arial"/>
+                    <w:rFonts w:eastAsia="Arial" w:cs="Arial"/>
                     <w:noProof/>
+                    <w:kern w:val="0"/>
+                    <w:szCs w:val="22"/>
                     <w:lang w:val="it" w:eastAsia="it-IT"/>
+                    <w14:ligatures w14:val="none"/>
                   </w:rPr>
                   <w:drawing>
                     <wp:inline distT="114300" distB="114300" distL="114300" distR="114300" wp14:anchorId="0F19C86F" wp14:editId="66789E59">
@@ -2794,7 +2846,7 @@
             </w:tc>
             <w:tc>
               <w:tcPr>
-                <w:tcW w:w="2295" w:type="dxa"/>
+                <w:tcW w:w="2600" w:type="dxa"/>
                 <w:tcMar>
                   <w:top w:w="0" w:type="dxa"/>
                   <w:left w:w="0" w:type="dxa"/>
@@ -2806,23 +2858,27 @@
               <w:p>
                 <w:pPr>
                   <w:framePr w:hSpace="180" w:vSpace="180" w:wrap="around" w:vAnchor="text" w:hAnchor="text" w:xAlign="center"/>
-                  <w:spacing w:after="0" w:line="240" w:lineRule="auto"/>
+                  <w:spacing w:after="0"/>
                   <w:jc w:val="center"/>
                   <w:rPr>
-                    <w:rFonts w:ascii="Arial" w:eastAsia="Arial" w:hAnsi="Arial" w:cs="Arial"/>
+                    <w:rFonts w:eastAsia="Arial" w:cs="Arial"/>
                     <w:color w:val="1B505F"/>
+                    <w:kern w:val="0"/>
                     <w:sz w:val="18"/>
                     <w:szCs w:val="18"/>
                     <w:lang w:val="it" w:eastAsia="it-IT"/>
+                    <w14:ligatures w14:val="none"/>
                   </w:rPr>
                 </w:pPr>
                 <w:r>
                   <w:rPr>
-                    <w:rFonts w:ascii="Arial" w:eastAsia="Arial" w:hAnsi="Arial" w:cs="Arial"/>
+                    <w:rFonts w:eastAsia="Arial" w:cs="Arial"/>
                     <w:color w:val="1B505F"/>
+                    <w:kern w:val="0"/>
                     <w:sz w:val="18"/>
                     <w:szCs w:val="18"/>
                     <w:lang w:val="it" w:eastAsia="it-IT"/>
+                    <w14:ligatures w14:val="none"/>
                   </w:rPr>
                   <w:t>info@toscanadiagnostica.it</w:t>
                 </w:r>
@@ -2835,7 +2891,7 @@
             </w:trPr>
             <w:tc>
               <w:tcPr>
-                <w:tcW w:w="2595" w:type="dxa"/>
+                <w:tcW w:w="2900" w:type="dxa"/>
                 <w:gridSpan w:val="2"/>
                 <w:tcMar>
                   <w:top w:w="0" w:type="dxa"/>
@@ -2848,12 +2904,14 @@
               <w:p>
                 <w:pPr>
                   <w:framePr w:hSpace="180" w:vSpace="180" w:wrap="around" w:vAnchor="text" w:hAnchor="text" w:xAlign="center"/>
-                  <w:spacing w:after="0" w:line="240" w:lineRule="auto"/>
+                  <w:spacing w:after="0"/>
                   <w:rPr>
-                    <w:rFonts w:ascii="Arial" w:eastAsia="Arial" w:hAnsi="Arial" w:cs="Arial"/>
+                    <w:rFonts w:eastAsia="Arial" w:cs="Arial"/>
+                    <w:kern w:val="0"/>
                     <w:sz w:val="4"/>
                     <w:szCs w:val="4"/>
                     <w:lang w:val="it" w:eastAsia="it-IT"/>
+                    <w14:ligatures w14:val="none"/>
                   </w:rPr>
                 </w:pPr>
               </w:p>
@@ -2878,18 +2936,24 @@
               <w:p>
                 <w:pPr>
                   <w:framePr w:hSpace="180" w:vSpace="180" w:wrap="around" w:vAnchor="text" w:hAnchor="text" w:xAlign="center"/>
-                  <w:spacing w:after="0" w:line="240" w:lineRule="auto"/>
+                  <w:spacing w:after="0"/>
                   <w:jc w:val="center"/>
                   <w:rPr>
-                    <w:rFonts w:ascii="Arial" w:eastAsia="Arial" w:hAnsi="Arial" w:cs="Arial"/>
+                    <w:rFonts w:eastAsia="Arial" w:cs="Arial"/>
+                    <w:kern w:val="0"/>
+                    <w:szCs w:val="22"/>
                     <w:lang w:val="it" w:eastAsia="it-IT"/>
+                    <w14:ligatures w14:val="none"/>
                   </w:rPr>
                 </w:pPr>
                 <w:r>
                   <w:rPr>
-                    <w:rFonts w:ascii="Arial" w:eastAsia="Arial" w:hAnsi="Arial" w:cs="Arial"/>
+                    <w:rFonts w:eastAsia="Arial" w:cs="Arial"/>
                     <w:noProof/>
+                    <w:kern w:val="0"/>
+                    <w:szCs w:val="22"/>
                     <w:lang w:val="it" w:eastAsia="it-IT"/>
+                    <w14:ligatures w14:val="none"/>
                   </w:rPr>
                   <w:drawing>
                     <wp:inline distT="114300" distB="114300" distL="114300" distR="114300" wp14:anchorId="6E70CF73" wp14:editId="3C5FADC6">
@@ -2931,7 +2995,7 @@
             </w:tc>
             <w:tc>
               <w:tcPr>
-                <w:tcW w:w="2295" w:type="dxa"/>
+                <w:tcW w:w="2600" w:type="dxa"/>
                 <w:tcMar>
                   <w:top w:w="0" w:type="dxa"/>
                   <w:left w:w="0" w:type="dxa"/>
@@ -2943,23 +3007,27 @@
               <w:p>
                 <w:pPr>
                   <w:framePr w:hSpace="180" w:vSpace="180" w:wrap="around" w:vAnchor="text" w:hAnchor="text" w:xAlign="center"/>
-                  <w:spacing w:after="0" w:line="240" w:lineRule="auto"/>
+                  <w:spacing w:after="0"/>
                   <w:jc w:val="center"/>
                   <w:rPr>
-                    <w:rFonts w:ascii="Arial" w:eastAsia="Arial" w:hAnsi="Arial" w:cs="Arial"/>
+                    <w:rFonts w:eastAsia="Arial" w:cs="Arial"/>
                     <w:color w:val="1B505F"/>
+                    <w:kern w:val="0"/>
                     <w:sz w:val="18"/>
                     <w:szCs w:val="18"/>
                     <w:lang w:val="it" w:eastAsia="it-IT"/>
+                    <w14:ligatures w14:val="none"/>
                   </w:rPr>
                 </w:pPr>
                 <w:r>
                   <w:rPr>
-                    <w:rFonts w:ascii="Arial" w:eastAsia="Arial" w:hAnsi="Arial" w:cs="Arial"/>
+                    <w:rFonts w:eastAsia="Arial" w:cs="Arial"/>
                     <w:color w:val="1B505F"/>
+                    <w:kern w:val="0"/>
                     <w:sz w:val="18"/>
                     <w:szCs w:val="18"/>
                     <w:lang w:val="it" w:eastAsia="it-IT"/>
+                    <w14:ligatures w14:val="none"/>
                   </w:rPr>
                   <w:t>toscanadiagnostica@pec.it</w:t>
                 </w:r>
@@ -2972,7 +3040,7 @@
             </w:trPr>
             <w:tc>
               <w:tcPr>
-                <w:tcW w:w="2595" w:type="dxa"/>
+                <w:tcW w:w="2900" w:type="dxa"/>
                 <w:gridSpan w:val="2"/>
                 <w:tcMar>
                   <w:top w:w="0" w:type="dxa"/>
@@ -2985,12 +3053,14 @@
               <w:p>
                 <w:pPr>
                   <w:framePr w:hSpace="180" w:vSpace="180" w:wrap="around" w:vAnchor="text" w:hAnchor="text" w:xAlign="center"/>
-                  <w:spacing w:after="0" w:line="240" w:lineRule="auto"/>
+                  <w:spacing w:after="0"/>
                   <w:rPr>
-                    <w:rFonts w:ascii="Arial" w:eastAsia="Arial" w:hAnsi="Arial" w:cs="Arial"/>
+                    <w:rFonts w:eastAsia="Arial" w:cs="Arial"/>
+                    <w:kern w:val="0"/>
                     <w:sz w:val="4"/>
                     <w:szCs w:val="4"/>
                     <w:lang w:val="it" w:eastAsia="it-IT"/>
+                    <w14:ligatures w14:val="none"/>
                   </w:rPr>
                 </w:pPr>
               </w:p>
@@ -3015,18 +3085,24 @@
               <w:p>
                 <w:pPr>
                   <w:framePr w:hSpace="180" w:vSpace="180" w:wrap="around" w:vAnchor="text" w:hAnchor="text" w:xAlign="center"/>
-                  <w:spacing w:after="0" w:line="240" w:lineRule="auto"/>
+                  <w:spacing w:after="0"/>
                   <w:jc w:val="center"/>
                   <w:rPr>
-                    <w:rFonts w:ascii="Arial" w:eastAsia="Arial" w:hAnsi="Arial" w:cs="Arial"/>
+                    <w:rFonts w:eastAsia="Arial" w:cs="Arial"/>
+                    <w:kern w:val="0"/>
+                    <w:szCs w:val="22"/>
                     <w:lang w:val="it" w:eastAsia="it-IT"/>
+                    <w14:ligatures w14:val="none"/>
                   </w:rPr>
                 </w:pPr>
                 <w:r>
                   <w:rPr>
-                    <w:rFonts w:ascii="Arial" w:eastAsia="Arial" w:hAnsi="Arial" w:cs="Arial"/>
+                    <w:rFonts w:eastAsia="Arial" w:cs="Arial"/>
                     <w:noProof/>
+                    <w:kern w:val="0"/>
+                    <w:szCs w:val="22"/>
                     <w:lang w:val="it" w:eastAsia="it-IT"/>
+                    <w14:ligatures w14:val="none"/>
                   </w:rPr>
                   <w:drawing>
                     <wp:inline distT="114300" distB="114300" distL="114300" distR="114300" wp14:anchorId="5E8F9062" wp14:editId="3D9A5EEB">
@@ -3068,7 +3144,7 @@
             </w:tc>
             <w:tc>
               <w:tcPr>
-                <w:tcW w:w="2295" w:type="dxa"/>
+                <w:tcW w:w="2600" w:type="dxa"/>
                 <w:tcMar>
                   <w:top w:w="0" w:type="dxa"/>
                   <w:left w:w="0" w:type="dxa"/>
@@ -3080,23 +3156,27 @@
               <w:p>
                 <w:pPr>
                   <w:framePr w:hSpace="180" w:vSpace="180" w:wrap="around" w:vAnchor="text" w:hAnchor="text" w:xAlign="center"/>
-                  <w:spacing w:after="0" w:line="240" w:lineRule="auto"/>
+                  <w:spacing w:after="0"/>
                   <w:jc w:val="center"/>
                   <w:rPr>
-                    <w:rFonts w:ascii="Arial" w:eastAsia="Arial" w:hAnsi="Arial" w:cs="Arial"/>
+                    <w:rFonts w:eastAsia="Arial" w:cs="Arial"/>
                     <w:color w:val="1B505F"/>
+                    <w:kern w:val="0"/>
                     <w:sz w:val="18"/>
                     <w:szCs w:val="18"/>
                     <w:lang w:val="it" w:eastAsia="it-IT"/>
+                    <w14:ligatures w14:val="none"/>
                   </w:rPr>
                 </w:pPr>
                 <w:r>
                   <w:rPr>
-                    <w:rFonts w:ascii="Arial" w:eastAsia="Arial" w:hAnsi="Arial" w:cs="Arial"/>
+                    <w:rFonts w:eastAsia="Arial" w:cs="Arial"/>
                     <w:color w:val="1B505F"/>
+                    <w:kern w:val="0"/>
                     <w:sz w:val="18"/>
                     <w:szCs w:val="18"/>
                     <w:lang w:val="it" w:eastAsia="it-IT"/>
+                    <w14:ligatures w14:val="none"/>
                   </w:rPr>
                   <w:t>www.toscanadiagnostica.it</w:t>
                 </w:r>
@@ -3109,11 +3189,13 @@
             <w:widowControl w:val="0"/>
             <w:spacing w:after="0" w:line="360" w:lineRule="auto"/>
             <w:rPr>
-              <w:rFonts w:ascii="Arial" w:eastAsia="Arial" w:hAnsi="Arial" w:cs="Arial"/>
+              <w:rFonts w:eastAsia="Arial" w:cs="Arial"/>
               <w:color w:val="1A3C47"/>
+              <w:kern w:val="0"/>
               <w:sz w:val="18"/>
               <w:szCs w:val="18"/>
               <w:lang w:val="it" w:eastAsia="it-IT"/>
+              <w14:ligatures w14:val="none"/>
             </w:rPr>
           </w:pPr>
         </w:p>
